--- a/Results/Mitosections/mitochondria_positioning_status_report.docx
+++ b/Results/Mitosections/mitochondria_positioning_status_report.docx
@@ -264,7 +264,7 @@
         <w:pStyle w:val="FirstParagraph"/>
       </w:pPr>
       <w:r>
-        <w:t xml:space="preserve">The number of analyzed images is currently 17 and is divided into different experimental conditions as follows:</w:t>
+        <w:t xml:space="preserve">The number of analyzed images is currently 21 and is divided into different experimental conditions as follows:</w:t>
       </w:r>
     </w:p>
     <w:tbl>
@@ -393,6 +393,32 @@
               <w:jc w:val="center"/>
             </w:pPr>
             <w:r>
+              <w:t xml:space="preserve">Ethanol</w:t>
+            </w:r>
+          </w:p>
+        </w:tc>
+        <w:tc>
+          <w:tcPr/>
+          <w:p>
+            <w:pPr>
+              <w:pStyle w:val="Compact"/>
+              <w:jc w:val="center"/>
+            </w:pPr>
+            <w:r>
+              <w:t xml:space="preserve">4</w:t>
+            </w:r>
+          </w:p>
+        </w:tc>
+      </w:tr>
+      <w:tr>
+        <w:tc>
+          <w:tcPr/>
+          <w:p>
+            <w:pPr>
+              <w:pStyle w:val="Compact"/>
+              <w:jc w:val="center"/>
+            </w:pPr>
+            <w:r>
               <w:t xml:space="preserve">control</w:t>
             </w:r>
           </w:p>
@@ -713,6 +739,14 @@
       </w:pPr>
       <w:r>
         <w:t xml:space="preserve">Current results</w:t>
+      </w:r>
+    </w:p>
+    <w:p>
+      <w:pPr>
+        <w:pStyle w:val="FirstParagraph"/>
+      </w:pPr>
+      <w:r>
+        <w:t xml:space="preserve">TBA</w:t>
       </w:r>
     </w:p>
     <w:bookmarkEnd w:id="42"/>
